--- a/Practical5/Practical 5.docx
+++ b/Practical5/Practical 5.docx
@@ -165,6 +165,8 @@
           <w:lang w:val="en-US"/>
         </w:rPr>
       </w:pPr>
+      <w:bookmarkStart w:id="0" w:name="_GoBack"/>
+      <w:bookmarkEnd w:id="0"/>
     </w:p>
     <w:p>
       <w:pPr>
@@ -499,7 +501,25 @@
           <w:sz w:val="36"/>
           <w:szCs w:val="36"/>
         </w:rPr>
-        <w:t>Problem Defination:</w:t>
+        <w:t xml:space="preserve">Problem </w:t>
+      </w:r>
+      <w:proofErr w:type="spellStart"/>
+      <w:r>
+        <w:rPr>
+          <w:b/>
+          <w:sz w:val="36"/>
+          <w:szCs w:val="36"/>
+        </w:rPr>
+        <w:t>Defination</w:t>
+      </w:r>
+      <w:proofErr w:type="spellEnd"/>
+      <w:r>
+        <w:rPr>
+          <w:b/>
+          <w:sz w:val="36"/>
+          <w:szCs w:val="36"/>
+        </w:rPr>
+        <w:t>:</w:t>
       </w:r>
     </w:p>
     <w:p>
@@ -730,6 +750,7 @@
         </w:rPr>
         <w:t xml:space="preserve">Maintaining both </w:t>
       </w:r>
+      <w:proofErr w:type="spellStart"/>
       <w:r>
         <w:rPr>
           <w:rStyle w:val="HTMLCode"/>
@@ -739,6 +760,7 @@
         </w:rPr>
         <w:t>prev</w:t>
       </w:r>
+      <w:proofErr w:type="spellEnd"/>
       <w:r>
         <w:rPr>
           <w:sz w:val="32"/>
@@ -803,6 +825,7 @@
         </w:rPr>
         <w:t xml:space="preserve">A doubly linked list is used to store songs. Each node contains the song name, a </w:t>
       </w:r>
+      <w:proofErr w:type="spellStart"/>
       <w:r>
         <w:rPr>
           <w:rStyle w:val="HTMLCode"/>
@@ -812,6 +835,7 @@
         </w:rPr>
         <w:t>prev</w:t>
       </w:r>
+      <w:proofErr w:type="spellEnd"/>
       <w:r>
         <w:rPr>
           <w:rFonts w:cstheme="minorHAnsi"/>
@@ -967,7 +991,25 @@
           <w:sz w:val="36"/>
           <w:szCs w:val="36"/>
         </w:rPr>
-        <w:t>Problem Defination:</w:t>
+        <w:t xml:space="preserve">Problem </w:t>
+      </w:r>
+      <w:proofErr w:type="spellStart"/>
+      <w:r>
+        <w:rPr>
+          <w:b/>
+          <w:sz w:val="36"/>
+          <w:szCs w:val="36"/>
+        </w:rPr>
+        <w:t>Defination</w:t>
+      </w:r>
+      <w:proofErr w:type="spellEnd"/>
+      <w:r>
+        <w:rPr>
+          <w:b/>
+          <w:sz w:val="36"/>
+          <w:szCs w:val="36"/>
+        </w:rPr>
+        <w:t>:</w:t>
       </w:r>
     </w:p>
     <w:p>
@@ -1167,8 +1209,6 @@
           </wp:inline>
         </w:drawing>
       </w:r>
-      <w:bookmarkStart w:id="0" w:name="_GoBack"/>
-      <w:bookmarkEnd w:id="0"/>
     </w:p>
     <w:p>
       <w:pPr>
@@ -1381,6 +1421,7 @@
           <w:szCs w:val="32"/>
         </w:rPr>
       </w:pPr>
+      <w:proofErr w:type="gramStart"/>
       <w:r>
         <w:rPr>
           <w:sz w:val="32"/>
@@ -1393,7 +1434,15 @@
           <w:sz w:val="32"/>
           <w:szCs w:val="32"/>
         </w:rPr>
-        <w:t>A doubly linked list maintains two link</w:t>
+        <w:t>A</w:t>
+      </w:r>
+      <w:proofErr w:type="gramEnd"/>
+      <w:r>
+        <w:rPr>
+          <w:sz w:val="32"/>
+          <w:szCs w:val="32"/>
+        </w:rPr>
+        <w:t xml:space="preserve"> doubly linked list maintains two link</w:t>
       </w:r>
       <w:r>
         <w:rPr>
@@ -1476,6 +1525,7 @@
         </w:rPr>
         <w:t xml:space="preserve">n a doubly linked list, after deleting the front node, the new first node’s </w:t>
       </w:r>
+      <w:proofErr w:type="spellStart"/>
       <w:r>
         <w:rPr>
           <w:rStyle w:val="HTMLCode"/>
@@ -1486,6 +1536,7 @@
         </w:rPr>
         <w:t>prev</w:t>
       </w:r>
+      <w:proofErr w:type="spellEnd"/>
       <w:r>
         <w:rPr>
           <w:rStyle w:val="Strong"/>
@@ -1527,6 +1578,7 @@
           <w:szCs w:val="32"/>
         </w:rPr>
       </w:pPr>
+      <w:proofErr w:type="gramStart"/>
       <w:r>
         <w:rPr>
           <w:sz w:val="32"/>
@@ -1539,7 +1591,15 @@
           <w:sz w:val="32"/>
           <w:szCs w:val="32"/>
         </w:rPr>
-        <w:t>If your traversal of the circular list does not st</w:t>
+        <w:t>If</w:t>
+      </w:r>
+      <w:proofErr w:type="gramEnd"/>
+      <w:r>
+        <w:rPr>
+          <w:sz w:val="32"/>
+          <w:szCs w:val="32"/>
+        </w:rPr>
+        <w:t xml:space="preserve"> your traversal of the circular list does not st</w:t>
       </w:r>
       <w:r>
         <w:rPr>
@@ -1679,13 +1739,53 @@
           <w:szCs w:val="36"/>
         </w:rPr>
       </w:pPr>
-      <w:r>
-        <w:rPr>
-          <w:b/>
-          <w:sz w:val="36"/>
-          <w:szCs w:val="36"/>
-        </w:rPr>
-        <w:t>Github Link:</w:t>
+      <w:proofErr w:type="spellStart"/>
+      <w:r>
+        <w:rPr>
+          <w:b/>
+          <w:sz w:val="36"/>
+          <w:szCs w:val="36"/>
+        </w:rPr>
+        <w:t>Github</w:t>
+      </w:r>
+      <w:proofErr w:type="spellEnd"/>
+      <w:r>
+        <w:rPr>
+          <w:b/>
+          <w:sz w:val="36"/>
+          <w:szCs w:val="36"/>
+        </w:rPr>
+        <w:t xml:space="preserve"> Link:</w:t>
+      </w:r>
+    </w:p>
+    <w:p>
+      <w:pPr>
+        <w:tabs>
+          <w:tab w:val="left" w:pos="7100"/>
+        </w:tabs>
+        <w:rPr>
+          <w:sz w:val="36"/>
+          <w:szCs w:val="36"/>
+          <w:u w:val="single"/>
+        </w:rPr>
+      </w:pPr>
+      <w:hyperlink r:id="rId11" w:history="1">
+        <w:r>
+          <w:rPr>
+            <w:rStyle w:val="Hyperlink"/>
+            <w:sz w:val="36"/>
+            <w:szCs w:val="36"/>
+          </w:rPr>
+          <w:t>https://github.com/brindajivani/DSA/tree/main/Practical5</w:t>
+        </w:r>
+      </w:hyperlink>
+      <w:r>
+        <w:rPr>
+          <w:sz w:val="36"/>
+          <w:szCs w:val="36"/>
+          <w:u w:val="single"/>
+        </w:rPr>
+        <w:t xml:space="preserve"> </w:t>
       </w:r>
     </w:p>
     <w:p>
@@ -1727,8 +1827,8 @@
       </w:pPr>
     </w:p>
     <w:sectPr>
-      <w:headerReference w:type="default" r:id="rId11"/>
-      <w:footerReference w:type="default" r:id="rId12"/>
+      <w:headerReference w:type="default" r:id="rId12"/>
+      <w:footerReference w:type="default" r:id="rId13"/>
       <w:pgSz w:w="11906" w:h="16838"/>
       <w:pgMar w:top="1440" w:right="1440" w:bottom="1440" w:left="1440" w:header="708" w:footer="708" w:gutter="0"/>
       <w:cols w:space="708"/>
@@ -1797,7 +1897,7 @@
           <w:rPr>
             <w:noProof/>
           </w:rPr>
-          <w:t>5</w:t>
+          <w:t>6</w:t>
         </w:r>
         <w:r>
           <w:rPr>
@@ -1848,7 +1948,15 @@
       <w:pStyle w:val="Header"/>
     </w:pPr>
     <w:r>
-      <w:t>CSUC201:Fundamentals of</w:t>
+      <w:t>CSUC201</w:t>
+    </w:r>
+    <w:proofErr w:type="gramStart"/>
+    <w:r>
+      <w:t>:Fundamentals</w:t>
+    </w:r>
+    <w:proofErr w:type="gramEnd"/>
+    <w:r>
+      <w:t xml:space="preserve"> of</w:t>
     </w:r>
     <w:r>
       <w:t xml:space="preserve"> Data Structures and Algorithm                                                            25DIT021</w:t>
@@ -2643,6 +2751,17 @@
       <w:contextualSpacing/>
     </w:pPr>
   </w:style>
+  <w:style w:type="character" w:styleId="Hyperlink">
+    <w:name w:val="Hyperlink"/>
+    <w:basedOn w:val="DefaultParagraphFont"/>
+    <w:uiPriority w:val="99"/>
+    <w:unhideWhenUsed/>
+    <w:rsid w:val="006E3DE1"/>
+    <w:rPr>
+      <w:color w:val="0563C1" w:themeColor="hyperlink"/>
+      <w:u w:val="single"/>
+    </w:rPr>
+  </w:style>
 </w:styles>
 </file>
 
@@ -2712,7 +2831,7 @@
   </w:compat>
   <w:rsids>
     <w:rsidRoot w:val="009904DA"/>
-    <w:rsid w:val="002106A9"/>
+    <w:rsid w:val="00757671"/>
     <w:rsid w:val="009904DA"/>
   </w:rsids>
   <m:mathPr>
